--- a/klagomål/A 39468-2026 FSC-klagomål.docx
+++ b/klagomål/A 39468-2026 FSC-klagomål.docx
@@ -1199,7 +1199,7 @@
     <w:r>
       <w:tab/>
       <w:tab/>
-      <w:t>2026-10-15</w:t>
+      <w:t>2026-10-16</w:t>
       <w:br/>
       <w:br/>
     </w:r>

--- a/klagomål/A 39468-2026 FSC-klagomål.docx
+++ b/klagomål/A 39468-2026 FSC-klagomål.docx
@@ -1199,7 +1199,7 @@
     <w:r>
       <w:tab/>
       <w:tab/>
-      <w:t>2026-10-16</w:t>
+      <w:t>2026-10-17</w:t>
       <w:br/>
       <w:br/>
     </w:r>

--- a/klagomål/A 39468-2026 FSC-klagomål.docx
+++ b/klagomål/A 39468-2026 FSC-klagomål.docx
@@ -1199,7 +1199,7 @@
     <w:r>
       <w:tab/>
       <w:tab/>
-      <w:t>2026-10-17</w:t>
+      <w:t>2026-10-18</w:t>
       <w:br/>
       <w:br/>
     </w:r>

--- a/klagomål/A 39468-2026 FSC-klagomål.docx
+++ b/klagomål/A 39468-2026 FSC-klagomål.docx
@@ -1199,7 +1199,7 @@
     <w:r>
       <w:tab/>
       <w:tab/>
-      <w:t>2026-10-18</w:t>
+      <w:t>2026-10-19</w:t>
       <w:br/>
       <w:br/>
     </w:r>

--- a/klagomål/A 39468-2026 FSC-klagomål.docx
+++ b/klagomål/A 39468-2026 FSC-klagomål.docx
@@ -1199,7 +1199,7 @@
     <w:r>
       <w:tab/>
       <w:tab/>
-      <w:t>2026-10-19</w:t>
+      <w:t>2026-10-20</w:t>
       <w:br/>
       <w:br/>
     </w:r>

--- a/klagomål/A 39468-2026 FSC-klagomål.docx
+++ b/klagomål/A 39468-2026 FSC-klagomål.docx
@@ -1199,7 +1199,7 @@
     <w:r>
       <w:tab/>
       <w:tab/>
-      <w:t>2026-10-20</w:t>
+      <w:t>2026-10-21</w:t>
       <w:br/>
       <w:br/>
     </w:r>

--- a/klagomål/A 39468-2026 FSC-klagomål.docx
+++ b/klagomål/A 39468-2026 FSC-klagomål.docx
@@ -1199,7 +1199,7 @@
     <w:r>
       <w:tab/>
       <w:tab/>
-      <w:t>2026-10-21</w:t>
+      <w:t>2026-10-22</w:t>
       <w:br/>
       <w:br/>
     </w:r>

--- a/klagomål/A 39468-2026 FSC-klagomål.docx
+++ b/klagomål/A 39468-2026 FSC-klagomål.docx
@@ -216,12 +216,12 @@
         <w:spacing w:after="240"/>
       </w:pPr>
       <w:r>
-        <w:t>Figur 1. Fyndplatser för naturvårdsarter i och inom 4 meter från avverkningsanmälan. Markörer utan svart kant är placerade på fyndplatsen. Markörer med svart kant är placerade vid sidan av fyndplatsen och har ett svart streck som visar fyndplatsens exakta position. Kartans mittpunktskoordinat är N 7291209, E 774518 i SWEREF 99 TM.</w:t>
+        <w:t>Figur 1. Fyndplatser för naturvårdsarter i och inom 7 meter från avverkningsanmälan. Markörer utan svart kant är placerade på fyndplatsen. Markörer med svart kant är placerade vid sidan av fyndplatsen och har ett svart streck som visar fyndplatsens exakta position. Kartans mittpunktskoordinat är N 7291209, E 774518 i SWEREF 99 TM.</w:t>
       </w:r>
     </w:p>
     <w:p>
       <w:r>
-        <w:t>I och inom 4 meter från avverkningsanmälan finns fynd av 11 naturvårdsarter, varav 10 är rödlistade, 1 är fridlyst, 7 är typiska (T) och 1 är signalart (S): knärot (VU, T, §8), blanksvart spiklav (NT), blågrå svartspik (NT), dropptaggsvamp (NT, T), gammelgransskål (NT, T), kolflarnlav (NT, T), motaggsvamp (NT, T), mörk kolflarnlav (NT), vaddporing (NT), vedskivlav (NT, T) och stuplav (S, T). Se Figur 1.</w:t>
+        <w:t>I och inom 7 meter från avverkningsanmälan finns fynd av 18 naturvårdsarter, varav 14 är rödlistade, 4 är fridlysta, 11 är typiska (T) och 2 är signalarter (S): garnlav (VU, T), knärot (VU, T, §8), blanksvart spiklav (NT), blågrå svartspik (NT), dropptaggsvamp (NT, T), gammelgransskål (NT, T), kolflarnlav (NT, T), motaggsvamp (NT, T), mörk kolflarnlav (NT), tallriska (NT), talltagel (NT, T), talltita (NT, §4), vaddporing (NT), vedskivlav (NT, T), skinnlav (S, T), stuplav (S, T), tjäder (T, §4) och revlummer (§9). Se Figur 1.</w:t>
       </w:r>
     </w:p>
     <w:p>
@@ -252,10 +252,10 @@
         <w:rPr>
           <w:b/>
         </w:rPr>
-        <w:t>Knärot (VU, §8)</w:t>
-      </w:r>
-      <w:r>
-        <w:t xml:space="preserve"> är typisk art för </w:t>
+        <w:t>Garnlav (VU)</w:t>
+      </w:r>
+      <w:r>
+        <w:t xml:space="preserve"> är en utpräglad barrskogsart som ibland kan drapera träden i norrländska grannaturskogar med hög luftfuktighet. Den förekommer även i talldominerade bestånd där den, förutom i trädens grenverk, påträffas hängande över ojämnheter i tallbarken. Arten har minskat starkt i södra och mellersta Sverige och den minskar även i sitt nordliga utbredningsområde. Minskningstakten uppgår till 30 (20–50) % inom 50 år och överstiger gränsvärdet för Sårbar (VU). Orsaken till tillbakagången beror främst på slutavverkningar av naturskogsartade skogar. Bestånd med riklig förekomst bör regelmässigt sparas, vilket även gynnar flera andra sällsynta och rödlistade arter. Garnlav är värdväxt för den mycket sällsynta och akut hotade fjärilen barrskogslavfly (CR) som hör hemma i boreala barrskogar med riklig förekomst av värdväxten. Tidigare kunde arten konstateras årligen på flera platser vid Dala-Floda i Dalarna innan lokalerna kalavverkades. Senaste fyndet i landet av barrskogslavfly är från år 2000 då den påträffades vid Högberget i Sollefteå kommun. Garnlav är typisk art för </w:t>
       </w:r>
       <w:r>
         <w:rPr>
@@ -270,6 +270,35 @@
         <w:rPr>
           <w:i/>
         </w:rPr>
+        <w:t xml:space="preserve"> 9070 Trädklädd betesmark</w:t>
+      </w:r>
+      <w:r>
+        <w:t xml:space="preserve"> (SLU Artdatabanken, 2026).</w:t>
+      </w:r>
+    </w:p>
+    <w:p>
+      <w:r>
+        <w:rPr>
+          <w:b/>
+        </w:rPr>
+        <w:t>Knärot (VU, §8)</w:t>
+      </w:r>
+      <w:r>
+        <w:t xml:space="preserve"> är typisk art för </w:t>
+      </w:r>
+      <w:r>
+        <w:rPr>
+          <w:i/>
+        </w:rPr>
+        <w:t xml:space="preserve">9010 Taiga </w:t>
+      </w:r>
+      <w:r>
+        <w:t>och</w:t>
+      </w:r>
+      <w:r>
+        <w:rPr>
+          <w:i/>
+        </w:rPr>
         <w:t xml:space="preserve"> 9050 Näringsrik granskog</w:t>
       </w:r>
       <w:r>
@@ -296,7 +325,7 @@
     </w:p>
     <w:p>
       <w:r>
-        <w:t>I det avverkningsanmälda området finns 1 fyndplatser för knärot registrerade på Artportalen. Figur 2 visar gränserna för buffertzoner på 50 m, som behöver lämnas kring fyndplatserna för att knärotslokalerna inte ska försvinna vid en avverkning. Av det avverkningsanmälda området överlappar 0.52 ha med buffertzonerna och får av detta skäl inte avverkas.</w:t>
+        <w:t>I det avverkningsanmälda området finns 2 fyndplatser för knärot registrerade på Artportalen. Figur 2 visar gränserna för buffertzoner på 50 m, som behöver lämnas kring fyndplatserna för att knärotslokalerna inte ska försvinna vid en avverkning. Av det avverkningsanmälda området överlappar 0.62 ha med buffertzonerna och får av detta skäl inte avverkas.</w:t>
       </w:r>
     </w:p>
     <w:p>
@@ -465,6 +494,48 @@
         <w:rPr>
           <w:b/>
         </w:rPr>
+        <w:t>Tallriska (NT)</w:t>
+      </w:r>
+      <w:r>
+        <w:t xml:space="preserve"> bildar mykorrhiza med tall och växer i äldre, mager och torr tallskog med lång trädkontinuitet, såsom tallhedar och sandtallskogar. Arten hotas huvudsakligen av avverkning av äldre tallskogar och på kända lokaler bör slutavverkning, markberedning och gödsling undvikas (SLU Artdatabanken, 2024).</w:t>
+      </w:r>
+    </w:p>
+    <w:p>
+      <w:r>
+        <w:rPr>
+          <w:b/>
+        </w:rPr>
+        <w:t>Talltagel (NT)</w:t>
+      </w:r>
+      <w:r>
+        <w:t xml:space="preserve"> är en boreal art som förekommer på tall i äldre, öppna tallskogar. Den påverkas negativt av brist på kontinuitetsskog och minskningstakten bedöms vara nära gränsvärdet för Sårbar (VU). Talltagel är typisk art för </w:t>
+      </w:r>
+      <w:r>
+        <w:rPr>
+          <w:i/>
+        </w:rPr>
+        <w:t>9010 Taiga</w:t>
+      </w:r>
+      <w:r>
+        <w:t xml:space="preserve"> (SLU Artdatabanken, 2026).</w:t>
+      </w:r>
+    </w:p>
+    <w:p>
+      <w:r>
+        <w:rPr>
+          <w:b/>
+        </w:rPr>
+        <w:t>Talltita (NT, §4)</w:t>
+      </w:r>
+      <w:r>
+        <w:t>, rödlistad som nära hotad och prioriterad art i Skogsvårdslagen, har häckningsrevir i anmälan. Arten har minskat kraftigt de senaste 30 åren och minskningstakten innevarande 10-årsperiod beräknas till 20 (10–30) %. Talltitan är synnerligen trogen sitt cirka 15 hektar stora revir och är beroende av flerskiktade olikåldriga skogar för att kunna föda upp sina ungar. Talltitan försvinner om dess livsmiljö kalavverkas (Eggers &amp; Low, 2014; Ekman, 1979; Griesser et al, 2007; Klein, 2020; Siffczyk et al, 2003; SLU Artdatabanken, 2021).</w:t>
+      </w:r>
+    </w:p>
+    <w:p>
+      <w:r>
+        <w:rPr>
+          <w:b/>
+        </w:rPr>
         <w:t xml:space="preserve">Vaddporing (NT) </w:t>
       </w:r>
       <w:r>
@@ -496,6 +567,35 @@
         <w:rPr>
           <w:b/>
         </w:rPr>
+        <w:t xml:space="preserve">Skinnlav </w:t>
+      </w:r>
+      <w:r>
+        <w:t xml:space="preserve">förekommer på diverse lövträd, främst på gammal asp och sälg. Den påträffas främst i områden med lång kontinuitet av grova lövträd och signalerar skogsmark med höga naturvärden. På lokalerna förekommer som regel ett flertal andra ovanliga eller rödlistade lavar. I likhet med gelélavarna, etablerar sig skinnlaven i skogsmark på grova aspar i sena lövsuccessioner. Skinnlav är typisk art för </w:t>
+      </w:r>
+      <w:r>
+        <w:rPr>
+          <w:i/>
+        </w:rPr>
+        <w:t xml:space="preserve">9010 Taiga, 9020 Nordlig ädellövskog </w:t>
+      </w:r>
+      <w:r>
+        <w:t xml:space="preserve">och </w:t>
+      </w:r>
+      <w:r>
+        <w:rPr>
+          <w:i/>
+        </w:rPr>
+        <w:t xml:space="preserve">9070 Trädklädd betesmark </w:t>
+      </w:r>
+      <w:r>
+        <w:t>(Nitare &amp; Skogsstyrelsen, 2019; SLU Artdatabanken, 2025).</w:t>
+      </w:r>
+    </w:p>
+    <w:p>
+      <w:r>
+        <w:rPr>
+          <w:b/>
+        </w:rPr>
         <w:t>Stuplav</w:t>
       </w:r>
       <w:r>
@@ -545,6 +645,35 @@
       </w:r>
       <w:r>
         <w:t xml:space="preserve"> (SLU Artdatabanken, 2026; Nitare &amp; Skogsstyrelsen, 2019).</w:t>
+      </w:r>
+    </w:p>
+    <w:p>
+      <w:r>
+        <w:rPr>
+          <w:b/>
+        </w:rPr>
+        <w:t>Tjäder (§4)</w:t>
+      </w:r>
+      <w:r>
+        <w:t xml:space="preserve"> omfattas av bilaga 1 och 2 EU:s fågeldirektiv och är typisk art för </w:t>
+      </w:r>
+      <w:r>
+        <w:rPr>
+          <w:i/>
+        </w:rPr>
+        <w:t xml:space="preserve">9010 Taiga </w:t>
+      </w:r>
+      <w:r>
+        <w:t xml:space="preserve">och </w:t>
+      </w:r>
+      <w:r>
+        <w:rPr>
+          <w:i/>
+        </w:rPr>
+        <w:t>9740 Skogsbevuxen myr</w:t>
+      </w:r>
+      <w:r>
+        <w:t>. Tjädern är en utpräglad skogsfågel knuten till större sammanhängande barrskogsområden. Tupparna och hönorna utnyttjar till viss del olika miljöer, och habitatvalet varierar dessutom mellan olika delar av året. För att det ska finnas livskraftiga tjäderbestånd krävs funktionella skogslandskap med en blandning av uppvuxen, gles och luckig skog, täta sumpskogar, myrar och andra små våtmarker. Arten försvinner när skogen fragmenteras och den sammanlagda arealen hyggen och andra öppna områden blir för stor. Ett småskaligt och försiktigt virkesuttag genom hyggesfria metoder kan i vissa fall vara möjligt i området inom 200 m från lekcentrum. Längre ut från lekcentrum, inom 200–500 m bör den avverkade ytan inte överskrida 1 hektar för att undvika alltför stora och snabba förändringar (Skogsstyrelsen, 2019; SLU Artdatabanken, 2024).</w:t>
       </w:r>
     </w:p>
     <w:p>
@@ -599,6 +728,22 @@
       <w:r>
         <w:t>I den avverkningsanmälda skogen har fridlysta arter sina livsmiljöer och växtplatser. Att skada de fridlysta arternas livsmiljöer, växtplatser eller ekologiska funktion är inte tillåtet enligt artskyddsförordningen.</w:t>
       </w:r>
+      <w:r>
+        <w:rPr>
+          <w:i/>
+        </w:rPr>
+        <w:t xml:space="preserve"> EU:s medlemsländer och skogsbolag är skyldiga att agera i enlighet med EU:s fågeldirektiv där det uttryckligen står att direktivet gäller för fåglar samt för deras ägg, bon och </w:t>
+      </w:r>
+      <w:r>
+        <w:rPr>
+          <w:b/>
+          <w:i/>
+        </w:rPr>
+        <w:t xml:space="preserve">livsmiljöer </w:t>
+      </w:r>
+      <w:r>
+        <w:t>(artikel 1). Vidare att de åtgärder som vidtas inte får leda till en försämring av den nuvarande situationen beträffande bevarandet av de fågelarter som avses i artikel 1 (artikel 13).</w:t>
+      </w:r>
     </w:p>
     <w:p>
       <w:r>
@@ -637,7 +782,7 @@
         <w:rPr>
           <w:i/>
         </w:rPr>
-        <w:t>I det avverkningsanmälda skogsområdet har 11 naturvårdsarter varav 10 rödlistade arter sina livsmiljöer och växtplatser.</w:t>
+        <w:t>I det avverkningsanmälda skogsområdet har 18 naturvårdsarter varav 14 rödlistade arter sina livsmiljöer och växtplatser.</w:t>
       </w:r>
     </w:p>
     <w:p>
@@ -1069,6 +1214,195 @@
       </w:r>
       <w:r>
         <w:t>SLU Artdatabanken, Uppsala.</w:t>
+      </w:r>
+    </w:p>
+    <w:p>
+      <w:pPr>
+        <w:pStyle w:val="Heading1"/>
+      </w:pPr>
+      <w:r>
+        <w:t>Talltita – ekologi samt krav på livsmiljön</w:t>
+      </w:r>
+    </w:p>
+    <w:p>
+      <w:r>
+        <w:t>Talltita är rödlistad som NT, fridlyst och prioriterad art i Skogsvårdslagen. Den omfattas av EU:s fågeldirektiv. Arten har minskat kraftigt de senaste 30 åren och minskningstakten innevarande 10-årsperiod beräknas till 20 (10–30) % (SLU Artdatabanken, 2022).</w:t>
+      </w:r>
+    </w:p>
+    <w:p>
+      <w:r>
+        <w:t>Talltita föredrar större sammanhängande barrskogar, och finns såväl i tallskog som granskog och i lövblandad barrskog. Skogens struktur är viktig och ska helst vara flerskiktad med riklig underväxt av mindre granar, björk och andra lövträd och buskar. Tillgång på murknande högstubbar är särskilt viktig, eftersom talltitan helst själv hackar ut sitt bohål (SLU Artdatabanken, 2022).</w:t>
+      </w:r>
+    </w:p>
+    <w:p>
+      <w:r>
+        <w:t>Det finns flera studier som visar att talltita är känslig för gallring och inte överlever när dess livsmiljö kalavverkas (Eggers and Low, 2014; Griesser et al., 2007; Klein, 2020). Talltitans revir är förhållandevis stora, 10–20 hektar och arten missgynnas när skogen fragmenteras. Kalavverkning av större delar av reviret innebär att det överges (Artdatabanken, 2021).</w:t>
+      </w:r>
+    </w:p>
+    <w:p>
+      <w:r>
+        <w:t>Talltitan är synnerligen trogen sitt revir så länge paret lever och biotopen förblir intakt. Paret stannar i sitt revir året om. En förlust av ett revir har därför en stor inverkan på den lokala populationen och trakthyggesbruket anses vara orsak till den svenska populationens kraftiga minskning. Talltiteparets revirtrohet innebär att närhelst under året man observerar en adult talltita så ingår denna plats i reviret (Siffczyk et al., 2003; Ekman, 1979).</w:t>
+      </w:r>
+    </w:p>
+    <w:p>
+      <w:pPr>
+        <w:pStyle w:val="Heading2"/>
+      </w:pPr>
+      <w:r>
+        <w:t>Referenser – talltita</w:t>
+      </w:r>
+    </w:p>
+    <w:p>
+      <w:r>
+        <w:t xml:space="preserve">Eggers, S., Low, M., 2014. </w:t>
+      </w:r>
+      <w:r>
+        <w:rPr>
+          <w:i/>
+        </w:rPr>
+        <w:t xml:space="preserve">Differential demographic responses of sympatric Parids to vegetation management in boreal forest. </w:t>
+      </w:r>
+      <w:r>
+        <w:t>For. Ecol. Manage. 319, 169–175.</w:t>
+      </w:r>
+    </w:p>
+    <w:p>
+      <w:r>
+        <w:t xml:space="preserve">Ekman, J., 1979. </w:t>
+      </w:r>
+      <w:r>
+        <w:rPr>
+          <w:i/>
+        </w:rPr>
+        <w:t xml:space="preserve">Coherence, composition and territories of winter social groups of the Willow Tit Parus montanus and the Crested Tit P. cristatus. </w:t>
+      </w:r>
+      <w:r>
+        <w:t>Ornis Scandinavica, 10, pp 56–68</w:t>
+      </w:r>
+    </w:p>
+    <w:p>
+      <w:r>
+        <w:t xml:space="preserve">Griesser, M., Nystrand, M., Eggers, S., Ekman, J., 2007. </w:t>
+      </w:r>
+      <w:r>
+        <w:rPr>
+          <w:i/>
+        </w:rPr>
+        <w:t xml:space="preserve">Impact of forestry practices on fitness correlates and population productivity in an open-nesting bird species. </w:t>
+      </w:r>
+      <w:r>
+        <w:t>Conserv. Biol. 21, 767–774. https://doi.org/10.1111/j.1523- 1739.2007.00675.x</w:t>
+      </w:r>
+    </w:p>
+    <w:p>
+      <w:r>
+        <w:t xml:space="preserve">Klein, J., 2020. </w:t>
+      </w:r>
+      <w:r>
+        <w:rPr>
+          <w:i/>
+        </w:rPr>
+        <w:t xml:space="preserve">The forgotten forest – On thinning, retention, and biodiversity in the boreal forest. </w:t>
+      </w:r>
+      <w:r>
+        <w:t>Doctoral Thesis No. 2020:50</w:t>
+      </w:r>
+    </w:p>
+    <w:p>
+      <w:r>
+        <w:t xml:space="preserve">Siffczyk, C., Brotons, L., Kangas, K., Orell, M., 2003. </w:t>
+      </w:r>
+      <w:r>
+        <w:rPr>
+          <w:i/>
+        </w:rPr>
+        <w:t xml:space="preserve">Home range size of willow tits. </w:t>
+      </w:r>
+      <w:r>
+        <w:t>Oecologica, 136, 635–642 (2003)</w:t>
+      </w:r>
+    </w:p>
+    <w:p>
+      <w:r>
+        <w:t xml:space="preserve">SLU Artdatabanken, 2021. </w:t>
+      </w:r>
+      <w:r>
+        <w:rPr>
+          <w:i/>
+        </w:rPr>
+        <w:t xml:space="preserve">Artfaktablad. Naturvård – artfakta. </w:t>
+      </w:r>
+      <w:r>
+        <w:t>SLU Artdatabanken, Uppsala</w:t>
+      </w:r>
+    </w:p>
+    <w:p>
+      <w:pPr>
+        <w:pStyle w:val="Heading1"/>
+      </w:pPr>
+      <w:r>
+        <w:t>Tjäder – ekologi samt krav på livsmiljön</w:t>
+      </w:r>
+    </w:p>
+    <w:p>
+      <w:r>
+        <w:t xml:space="preserve">Tjäder (§4) omfattas av bilaga 1 och 2 EU:s fågeldirektiv och är typisk art för </w:t>
+      </w:r>
+      <w:r>
+        <w:rPr>
+          <w:i/>
+        </w:rPr>
+        <w:t xml:space="preserve">9010 Taiga </w:t>
+      </w:r>
+      <w:r>
+        <w:t xml:space="preserve">och </w:t>
+      </w:r>
+      <w:r>
+        <w:rPr>
+          <w:i/>
+        </w:rPr>
+        <w:t>9740 Skogsbevuxen myr</w:t>
+      </w:r>
+      <w:r>
+        <w:t>. Tjädern är en utpräglad skogsfågel knuten till större sammanhängande barrskogsområden. Tupparna och hönorna utnyttjar till viss del olika miljöer, och habitatvalet varierar dessutom mellan olika delar av året. För att det ska finnas livskraftiga tjäderbestånd krävs funktionella skogslandskap med en blandning av uppvuxen, gles och luckig skog, täta sumpskogar, myrar och andra små våtmarker (Skogsstyrelsen, 2019; SLU Artdatabanken 2024).</w:t>
+      </w:r>
+    </w:p>
+    <w:p>
+      <w:r>
+        <w:t>Arten försvinner när skogen fragmenteras och den sammanlagda arealen hyggen och andra öppna områden blir för stor. Ett småskaligt och försiktigt virkesuttag genom hyggesfria metoder kan i vissa fall vara möjligt i området inom 200 m från lekcentrum. Längre ut från lekcentrum, inom 200–500 m bör den avverkade ytan inte överskrida 1 hektar för att undvika alltför stora och snabba förändringar (Skogsstyrelsen, 2019).</w:t>
+      </w:r>
+    </w:p>
+    <w:p>
+      <w:pPr>
+        <w:pStyle w:val="Heading2"/>
+      </w:pPr>
+      <w:r>
+        <w:t>Referenser – tjäder</w:t>
+      </w:r>
+    </w:p>
+    <w:p>
+      <w:r>
+        <w:t xml:space="preserve">Skogsstyrelsen, 2019. </w:t>
+      </w:r>
+      <w:r>
+        <w:rPr>
+          <w:i/>
+        </w:rPr>
+        <w:t>Vägledning för hänsyn till fåglar – tjäder.</w:t>
+      </w:r>
+    </w:p>
+    <w:p>
+      <w:r>
+        <w:t xml:space="preserve">SLU Artdatabanken, 2024. </w:t>
+      </w:r>
+      <w:r>
+        <w:rPr>
+          <w:i/>
+        </w:rPr>
+        <w:t xml:space="preserve">Artfaktablad. Naturvård – artfakta. </w:t>
+      </w:r>
+      <w:r>
+        <w:t>SLU Artdatabanken, Uppsala</w:t>
       </w:r>
     </w:p>
     <w:sectPr>
@@ -1199,7 +1533,7 @@
     <w:r>
       <w:tab/>
       <w:tab/>
-      <w:t>2026-10-22</w:t>
+      <w:t>2026-10-23</w:t>
       <w:br/>
       <w:br/>
     </w:r>

--- a/klagomål/A 39468-2026 FSC-klagomål.docx
+++ b/klagomål/A 39468-2026 FSC-klagomål.docx
@@ -1533,7 +1533,7 @@
     <w:r>
       <w:tab/>
       <w:tab/>
-      <w:t>2026-10-23</w:t>
+      <w:t>2026-10-24</w:t>
       <w:br/>
       <w:br/>
     </w:r>

--- a/klagomål/A 39468-2026 FSC-klagomål.docx
+++ b/klagomål/A 39468-2026 FSC-klagomål.docx
@@ -1533,7 +1533,7 @@
     <w:r>
       <w:tab/>
       <w:tab/>
-      <w:t>2026-10-24</w:t>
+      <w:t>2026-10-25</w:t>
       <w:br/>
       <w:br/>
     </w:r>

--- a/klagomål/A 39468-2026 FSC-klagomål.docx
+++ b/klagomål/A 39468-2026 FSC-klagomål.docx
@@ -1533,7 +1533,7 @@
     <w:r>
       <w:tab/>
       <w:tab/>
-      <w:t>2026-10-25</w:t>
+      <w:t>2026-10-26</w:t>
       <w:br/>
       <w:br/>
     </w:r>

--- a/klagomål/A 39468-2026 FSC-klagomål.docx
+++ b/klagomål/A 39468-2026 FSC-klagomål.docx
@@ -1533,7 +1533,7 @@
     <w:r>
       <w:tab/>
       <w:tab/>
-      <w:t>2026-10-26</w:t>
+      <w:t>2026-10-27</w:t>
       <w:br/>
       <w:br/>
     </w:r>

--- a/klagomål/A 39468-2026 FSC-klagomål.docx
+++ b/klagomål/A 39468-2026 FSC-klagomål.docx
@@ -1533,7 +1533,7 @@
     <w:r>
       <w:tab/>
       <w:tab/>
-      <w:t>2026-10-27</w:t>
+      <w:t>2026-10-28</w:t>
       <w:br/>
       <w:br/>
     </w:r>

--- a/klagomål/A 39468-2026 FSC-klagomål.docx
+++ b/klagomål/A 39468-2026 FSC-klagomål.docx
@@ -1533,7 +1533,7 @@
     <w:r>
       <w:tab/>
       <w:tab/>
-      <w:t>2026-10-28</w:t>
+      <w:t>2026-10-29</w:t>
       <w:br/>
       <w:br/>
     </w:r>

--- a/klagomål/A 39468-2026 FSC-klagomål.docx
+++ b/klagomål/A 39468-2026 FSC-klagomål.docx
@@ -1533,7 +1533,7 @@
     <w:r>
       <w:tab/>
       <w:tab/>
-      <w:t>2026-10-29</w:t>
+      <w:t>2026-10-31</w:t>
       <w:br/>
       <w:br/>
     </w:r>
